--- a/Наблюдения для ДЗ 5.docx
+++ b/Наблюдения для ДЗ 5.docx
@@ -95,7 +95,6 @@
         </w:rPr>
         <w:t xml:space="preserve"> </w:t>
       </w:r>
-      <w:proofErr w:type="gramStart"/>
       <w:r>
         <w:rPr>
           <w:b/>
@@ -118,20 +117,7 @@
           <w:szCs w:val="28"/>
           <w:lang w:val="en-US"/>
         </w:rPr>
-        <w:t>(</w:t>
-      </w:r>
-      <w:proofErr w:type="gramEnd"/>
-      <w:r>
-        <w:rPr>
-          <w:b/>
-          <w:bCs/>
-          <w:i/>
-          <w:iCs/>
-          <w:sz w:val="28"/>
-          <w:szCs w:val="28"/>
-          <w:lang w:val="en-US"/>
-        </w:rPr>
-        <w:t>…)</w:t>
+        <w:t>(…)</w:t>
       </w:r>
     </w:p>
     <w:p>
@@ -199,7 +185,6 @@
         </w:rPr>
         <w:t xml:space="preserve">Пользователь нажимает кнопку, хук передает вызов наблюдателю. Наблюдатель просит у </w:t>
       </w:r>
-      <w:proofErr w:type="spellStart"/>
       <w:r>
         <w:rPr>
           <w:sz w:val="28"/>
@@ -208,7 +193,6 @@
         </w:rPr>
         <w:t>MutationCache</w:t>
       </w:r>
-      <w:proofErr w:type="spellEnd"/>
       <w:r>
         <w:rPr>
           <w:sz w:val="28"/>
@@ -261,25 +245,7 @@
           <w:szCs w:val="28"/>
           <w:lang w:val="en-US"/>
         </w:rPr>
-        <w:t xml:space="preserve">Scope: variables = “hello </w:t>
-      </w:r>
-      <w:proofErr w:type="spellStart"/>
-      <w:r>
-        <w:rPr>
-          <w:sz w:val="28"/>
-          <w:szCs w:val="28"/>
-          <w:lang w:val="en-US"/>
-        </w:rPr>
-        <w:t>worl</w:t>
-      </w:r>
-      <w:proofErr w:type="spellEnd"/>
-      <w:r>
-        <w:rPr>
-          <w:sz w:val="28"/>
-          <w:szCs w:val="28"/>
-          <w:lang w:val="en-US"/>
-        </w:rPr>
-        <w:t>” (</w:t>
+        <w:t>Scope: variables = “hello worl” (</w:t>
       </w:r>
       <w:r>
         <w:rPr>
@@ -357,7 +323,6 @@
         </w:rPr>
         <w:t xml:space="preserve">per-call </w:t>
       </w:r>
-      <w:proofErr w:type="spellStart"/>
       <w:r>
         <w:rPr>
           <w:sz w:val="28"/>
@@ -365,7 +330,6 @@
         </w:rPr>
         <w:t>колбэков</w:t>
       </w:r>
-      <w:proofErr w:type="spellEnd"/>
       <w:r>
         <w:rPr>
           <w:sz w:val="28"/>
@@ -497,7 +461,6 @@
         </w:rPr>
         <w:t>.</w:t>
       </w:r>
-      <w:proofErr w:type="spellStart"/>
       <w:r>
         <w:rPr>
           <w:i/>
@@ -508,7 +471,6 @@
         </w:rPr>
         <w:t>ts</w:t>
       </w:r>
-      <w:proofErr w:type="spellEnd"/>
       <w:r>
         <w:rPr>
           <w:i/>
@@ -525,7 +487,6 @@
         </w:rPr>
         <w:t xml:space="preserve">начало создания </w:t>
       </w:r>
-      <w:proofErr w:type="spellStart"/>
       <w:r>
         <w:rPr>
           <w:i/>
@@ -536,7 +497,6 @@
         </w:rPr>
         <w:t>retryer</w:t>
       </w:r>
-      <w:proofErr w:type="spellEnd"/>
       <w:r>
         <w:rPr>
           <w:sz w:val="28"/>
@@ -551,7 +511,6 @@
         </w:rPr>
         <w:t xml:space="preserve">в </w:t>
       </w:r>
-      <w:proofErr w:type="gramStart"/>
       <w:r>
         <w:rPr>
           <w:b/>
@@ -569,17 +528,7 @@
           <w:sz w:val="28"/>
           <w:szCs w:val="28"/>
         </w:rPr>
-        <w:t>(</w:t>
-      </w:r>
-      <w:proofErr w:type="gramEnd"/>
-      <w:r>
-        <w:rPr>
-          <w:b/>
-          <w:bCs/>
-          <w:sz w:val="28"/>
-          <w:szCs w:val="28"/>
-        </w:rPr>
-        <w:t>…)</w:t>
+        <w:t>(…)</w:t>
       </w:r>
     </w:p>
     <w:p>
@@ -646,7 +595,6 @@
         </w:rPr>
         <w:t xml:space="preserve">Мутация создана и добавлена в кэш. Наблюдатель уже подключен к этой мутации, и теперь вызывается </w:t>
       </w:r>
-      <w:proofErr w:type="gramStart"/>
       <w:r>
         <w:rPr>
           <w:sz w:val="28"/>
@@ -660,15 +608,7 @@
           <w:sz w:val="28"/>
           <w:szCs w:val="28"/>
         </w:rPr>
-        <w:t>(</w:t>
-      </w:r>
-      <w:proofErr w:type="gramEnd"/>
-      <w:r>
-        <w:rPr>
-          <w:sz w:val="28"/>
-          <w:szCs w:val="28"/>
-        </w:rPr>
-        <w:t xml:space="preserve">). </w:t>
+        <w:t xml:space="preserve">(). </w:t>
       </w:r>
       <w:r>
         <w:rPr>
@@ -677,7 +617,6 @@
         </w:rPr>
         <w:t xml:space="preserve">Он готовит </w:t>
       </w:r>
-      <w:proofErr w:type="spellStart"/>
       <w:r>
         <w:rPr>
           <w:sz w:val="28"/>
@@ -686,7 +625,6 @@
         </w:rPr>
         <w:t>retryer</w:t>
       </w:r>
-      <w:proofErr w:type="spellEnd"/>
       <w:r>
         <w:rPr>
           <w:sz w:val="28"/>
@@ -694,7 +632,6 @@
         </w:rPr>
         <w:t xml:space="preserve"> (исполнителя, который запустит </w:t>
       </w:r>
-      <w:proofErr w:type="spellStart"/>
       <w:r>
         <w:rPr>
           <w:sz w:val="28"/>
@@ -703,7 +640,6 @@
         </w:rPr>
         <w:t>mutationFn</w:t>
       </w:r>
-      <w:proofErr w:type="spellEnd"/>
       <w:r>
         <w:rPr>
           <w:sz w:val="28"/>
@@ -719,7 +655,6 @@
           <w:szCs w:val="28"/>
         </w:rPr>
       </w:pPr>
-      <w:proofErr w:type="spellStart"/>
       <w:r>
         <w:rPr>
           <w:sz w:val="28"/>
@@ -728,7 +663,6 @@
         </w:rPr>
         <w:t>Retryer</w:t>
       </w:r>
-      <w:proofErr w:type="spellEnd"/>
       <w:r>
         <w:rPr>
           <w:sz w:val="28"/>
@@ -743,7 +677,6 @@
         </w:rPr>
         <w:t xml:space="preserve">и </w:t>
       </w:r>
-      <w:proofErr w:type="spellStart"/>
       <w:r>
         <w:rPr>
           <w:sz w:val="28"/>
@@ -752,7 +685,6 @@
         </w:rPr>
         <w:t>isPaused</w:t>
       </w:r>
-      <w:proofErr w:type="spellEnd"/>
       <w:r>
         <w:rPr>
           <w:sz w:val="28"/>
@@ -854,7 +786,6 @@
         </w:rPr>
         <w:t xml:space="preserve"> </w:t>
       </w:r>
-      <w:proofErr w:type="spellStart"/>
       <w:r>
         <w:rPr>
           <w:sz w:val="28"/>
@@ -871,7 +802,6 @@
         </w:rPr>
         <w:t>.type</w:t>
       </w:r>
-      <w:proofErr w:type="spellEnd"/>
       <w:r>
         <w:rPr>
           <w:sz w:val="28"/>
@@ -998,7 +928,6 @@
         </w:rPr>
         <w:t xml:space="preserve"> </w:t>
       </w:r>
-      <w:proofErr w:type="gramStart"/>
       <w:r>
         <w:rPr>
           <w:sz w:val="28"/>
@@ -1022,7 +951,6 @@
         </w:rPr>
         <w:t>state</w:t>
       </w:r>
-      <w:proofErr w:type="gramEnd"/>
       <w:r>
         <w:rPr>
           <w:sz w:val="28"/>
@@ -1075,7 +1003,6 @@
         </w:rPr>
         <w:t xml:space="preserve">). </w:t>
       </w:r>
-      <w:proofErr w:type="spellStart"/>
       <w:r>
         <w:rPr>
           <w:sz w:val="28"/>
@@ -1084,7 +1011,6 @@
         </w:rPr>
         <w:t>isPaused</w:t>
       </w:r>
-      <w:proofErr w:type="spellEnd"/>
       <w:r>
         <w:rPr>
           <w:sz w:val="28"/>
@@ -1366,7 +1292,6 @@
         </w:rPr>
         <w:t xml:space="preserve"> </w:t>
       </w:r>
-      <w:proofErr w:type="spellStart"/>
       <w:r>
         <w:rPr>
           <w:sz w:val="28"/>
@@ -1374,7 +1299,6 @@
         </w:rPr>
         <w:t>колбэки</w:t>
       </w:r>
-      <w:proofErr w:type="spellEnd"/>
       <w:r>
         <w:rPr>
           <w:sz w:val="28"/>
@@ -1514,8 +1438,6 @@
         </w:rPr>
         <w:t xml:space="preserve"> </w:t>
       </w:r>
-      <w:proofErr w:type="spellStart"/>
-      <w:proofErr w:type="gramStart"/>
       <w:r>
         <w:rPr>
           <w:b/>
@@ -1546,8 +1468,6 @@
         </w:rPr>
         <w:t>start</w:t>
       </w:r>
-      <w:proofErr w:type="spellEnd"/>
-      <w:proofErr w:type="gramEnd"/>
       <w:r>
         <w:rPr>
           <w:b/>
@@ -1630,7 +1550,6 @@
         </w:rPr>
         <w:t xml:space="preserve"> </w:t>
       </w:r>
-      <w:proofErr w:type="spellStart"/>
       <w:r>
         <w:rPr>
           <w:sz w:val="28"/>
@@ -1639,7 +1558,6 @@
         </w:rPr>
         <w:t>Retryer</w:t>
       </w:r>
-      <w:proofErr w:type="spellEnd"/>
       <w:r>
         <w:rPr>
           <w:sz w:val="28"/>
@@ -1748,7 +1666,6 @@
         </w:rPr>
         <w:t xml:space="preserve">Далее выполняется наша </w:t>
       </w:r>
-      <w:proofErr w:type="spellStart"/>
       <w:r>
         <w:rPr>
           <w:sz w:val="28"/>
@@ -1757,7 +1674,6 @@
         </w:rPr>
         <w:t>mutationFn</w:t>
       </w:r>
-      <w:proofErr w:type="spellEnd"/>
       <w:r>
         <w:rPr>
           <w:sz w:val="28"/>
@@ -1800,7 +1716,6 @@
         </w:rPr>
         <w:t>.</w:t>
       </w:r>
-      <w:proofErr w:type="spellStart"/>
       <w:r>
         <w:rPr>
           <w:i/>
@@ -1811,7 +1726,6 @@
         </w:rPr>
         <w:t>ts</w:t>
       </w:r>
-      <w:proofErr w:type="spellEnd"/>
       <w:r>
         <w:rPr>
           <w:i/>
@@ -1949,7 +1863,6 @@
           <w:szCs w:val="28"/>
         </w:rPr>
       </w:pPr>
-      <w:proofErr w:type="spellStart"/>
       <w:r>
         <w:rPr>
           <w:sz w:val="28"/>
@@ -1958,7 +1871,6 @@
         </w:rPr>
         <w:t>MutationFn</w:t>
       </w:r>
-      <w:proofErr w:type="spellEnd"/>
       <w:r>
         <w:rPr>
           <w:sz w:val="28"/>
@@ -2284,39 +2196,7 @@
           <w:sz w:val="28"/>
           <w:szCs w:val="28"/>
         </w:rPr>
-        <w:t xml:space="preserve">Цель – отследить поведение </w:t>
-      </w:r>
-      <w:proofErr w:type="spellStart"/>
-      <w:r>
-        <w:rPr>
-          <w:sz w:val="28"/>
-          <w:szCs w:val="28"/>
-        </w:rPr>
-        <w:t>брейкпоинтов</w:t>
-      </w:r>
-      <w:proofErr w:type="spellEnd"/>
-      <w:r>
-        <w:rPr>
-          <w:sz w:val="28"/>
-          <w:szCs w:val="28"/>
-        </w:rPr>
-        <w:t xml:space="preserve"> при размонтировании компонента. Отобраны </w:t>
-      </w:r>
-      <w:proofErr w:type="spellStart"/>
-      <w:r>
-        <w:rPr>
-          <w:sz w:val="28"/>
-          <w:szCs w:val="28"/>
-        </w:rPr>
-        <w:t>брейкпоинты</w:t>
-      </w:r>
-      <w:proofErr w:type="spellEnd"/>
-      <w:r>
-        <w:rPr>
-          <w:sz w:val="28"/>
-          <w:szCs w:val="28"/>
-        </w:rPr>
-        <w:t xml:space="preserve">: </w:t>
+        <w:t xml:space="preserve">Цель – отследить поведение брейкпоинтов при размонтировании компонента. Отобраны брейкпоинты: </w:t>
       </w:r>
       <w:r>
         <w:rPr>
@@ -2337,7 +2217,6 @@
         </w:rPr>
         <w:t>.</w:t>
       </w:r>
-      <w:proofErr w:type="spellStart"/>
       <w:r>
         <w:rPr>
           <w:b/>
@@ -2348,7 +2227,6 @@
         </w:rPr>
         <w:t>ts</w:t>
       </w:r>
-      <w:proofErr w:type="spellEnd"/>
       <w:r>
         <w:rPr>
           <w:b/>
@@ -2372,7 +2250,6 @@
         </w:rPr>
         <w:t xml:space="preserve">и </w:t>
       </w:r>
-      <w:proofErr w:type="spellStart"/>
       <w:r>
         <w:rPr>
           <w:b/>
@@ -2383,7 +2260,6 @@
         </w:rPr>
         <w:t>mutationObserver</w:t>
       </w:r>
-      <w:proofErr w:type="spellEnd"/>
       <w:r>
         <w:rPr>
           <w:b/>
@@ -2393,7 +2269,6 @@
         </w:rPr>
         <w:t>.</w:t>
       </w:r>
-      <w:proofErr w:type="spellStart"/>
       <w:r>
         <w:rPr>
           <w:b/>
@@ -2404,7 +2279,6 @@
         </w:rPr>
         <w:t>ts</w:t>
       </w:r>
-      <w:proofErr w:type="spellEnd"/>
       <w:r>
         <w:rPr>
           <w:b/>
@@ -2427,6 +2301,7 @@
         <w:rPr>
           <w:sz w:val="28"/>
           <w:szCs w:val="28"/>
+          <w:lang w:val="en-US"/>
         </w:rPr>
       </w:pPr>
       <w:r>
@@ -2440,6 +2315,7 @@
         <w:rPr>
           <w:sz w:val="28"/>
           <w:szCs w:val="28"/>
+          <w:lang w:val="en-US"/>
         </w:rPr>
         <w:t xml:space="preserve"> 1. </w:t>
       </w:r>
@@ -2459,10 +2335,10 @@
           <w:iCs/>
           <w:sz w:val="28"/>
           <w:szCs w:val="28"/>
+          <w:lang w:val="en-US"/>
         </w:rPr>
         <w:t>.</w:t>
       </w:r>
-      <w:proofErr w:type="spellStart"/>
       <w:r>
         <w:rPr>
           <w:i/>
@@ -2473,13 +2349,13 @@
         </w:rPr>
         <w:t>ts</w:t>
       </w:r>
-      <w:proofErr w:type="spellEnd"/>
       <w:r>
         <w:rPr>
           <w:i/>
           <w:iCs/>
           <w:sz w:val="28"/>
           <w:szCs w:val="28"/>
+          <w:lang w:val="en-US"/>
         </w:rPr>
         <w:t>:520,</w:t>
       </w:r>
@@ -2487,10 +2363,10 @@
         <w:rPr>
           <w:sz w:val="28"/>
           <w:szCs w:val="28"/>
-        </w:rPr>
-        <w:t xml:space="preserve"> </w:t>
-      </w:r>
-      <w:proofErr w:type="gramStart"/>
+          <w:lang w:val="en-US"/>
+        </w:rPr>
+        <w:t xml:space="preserve"> </w:t>
+      </w:r>
       <w:r>
         <w:rPr>
           <w:sz w:val="28"/>
@@ -2503,6 +2379,7 @@
         <w:rPr>
           <w:sz w:val="28"/>
           <w:szCs w:val="28"/>
+          <w:lang w:val="en-US"/>
         </w:rPr>
         <w:t>.</w:t>
       </w:r>
@@ -2514,11 +2391,11 @@
         </w:rPr>
         <w:t>type</w:t>
       </w:r>
-      <w:proofErr w:type="gramEnd"/>
-      <w:r>
-        <w:rPr>
-          <w:sz w:val="28"/>
-          <w:szCs w:val="28"/>
+      <w:r>
+        <w:rPr>
+          <w:sz w:val="28"/>
+          <w:szCs w:val="28"/>
+          <w:lang w:val="en-US"/>
         </w:rPr>
         <w:t xml:space="preserve"> = </w:t>
       </w:r>
@@ -2657,7 +2534,6 @@
         </w:rPr>
         <w:t xml:space="preserve"> пока нет, т.к. </w:t>
       </w:r>
-      <w:proofErr w:type="spellStart"/>
       <w:r>
         <w:rPr>
           <w:sz w:val="28"/>
@@ -2666,7 +2542,6 @@
         </w:rPr>
         <w:t>onMutate</w:t>
       </w:r>
-      <w:proofErr w:type="spellEnd"/>
       <w:r>
         <w:rPr>
           <w:sz w:val="28"/>
@@ -2681,7 +2556,6 @@
         </w:rPr>
         <w:t>еще не выполнен. Мутация стартует сразу, без пауз (</w:t>
       </w:r>
-      <w:proofErr w:type="spellStart"/>
       <w:r>
         <w:rPr>
           <w:sz w:val="28"/>
@@ -2690,7 +2564,6 @@
         </w:rPr>
         <w:t>isPaused</w:t>
       </w:r>
-      <w:proofErr w:type="spellEnd"/>
       <w:r>
         <w:rPr>
           <w:sz w:val="28"/>
@@ -2746,7 +2619,6 @@
         </w:rPr>
         <w:t xml:space="preserve"> </w:t>
       </w:r>
-      <w:proofErr w:type="spellStart"/>
       <w:r>
         <w:rPr>
           <w:i/>
@@ -2757,7 +2629,6 @@
         </w:rPr>
         <w:t>mutationObserver</w:t>
       </w:r>
-      <w:proofErr w:type="spellEnd"/>
       <w:r>
         <w:rPr>
           <w:i/>
@@ -2767,7 +2638,6 @@
         </w:rPr>
         <w:t>.</w:t>
       </w:r>
-      <w:proofErr w:type="spellStart"/>
       <w:r>
         <w:rPr>
           <w:i/>
@@ -2778,7 +2648,6 @@
         </w:rPr>
         <w:t>ts</w:t>
       </w:r>
-      <w:proofErr w:type="spellEnd"/>
       <w:r>
         <w:rPr>
           <w:i/>
@@ -2992,7 +2861,6 @@
         </w:rPr>
         <w:t>.</w:t>
       </w:r>
-      <w:proofErr w:type="spellStart"/>
       <w:r>
         <w:rPr>
           <w:i/>
@@ -3003,7 +2871,6 @@
         </w:rPr>
         <w:t>ts</w:t>
       </w:r>
-      <w:proofErr w:type="spellEnd"/>
       <w:r>
         <w:rPr>
           <w:i/>
@@ -3130,7 +2997,6 @@
           <w:szCs w:val="28"/>
         </w:rPr>
       </w:pPr>
-      <w:proofErr w:type="spellStart"/>
       <w:r>
         <w:rPr>
           <w:sz w:val="28"/>
@@ -3139,7 +3005,6 @@
         </w:rPr>
         <w:t>onMutate</w:t>
       </w:r>
-      <w:proofErr w:type="spellEnd"/>
       <w:r>
         <w:rPr>
           <w:sz w:val="28"/>
@@ -3154,7 +3019,6 @@
         </w:rPr>
         <w:t>из опций вернул нам объект. Он отличается от контекста (</w:t>
       </w:r>
-      <w:proofErr w:type="gramStart"/>
       <w:r>
         <w:rPr>
           <w:sz w:val="28"/>
@@ -3178,7 +3042,6 @@
         </w:rPr>
         <w:t>context</w:t>
       </w:r>
-      <w:proofErr w:type="gramEnd"/>
       <w:r>
         <w:rPr>
           <w:sz w:val="28"/>
@@ -3304,7 +3167,6 @@
         </w:rPr>
         <w:t xml:space="preserve">Тем самым, результат </w:t>
       </w:r>
-      <w:proofErr w:type="spellStart"/>
       <w:r>
         <w:rPr>
           <w:sz w:val="28"/>
@@ -3313,7 +3175,6 @@
         </w:rPr>
         <w:t>onMutate</w:t>
       </w:r>
-      <w:proofErr w:type="spellEnd"/>
       <w:r>
         <w:rPr>
           <w:sz w:val="28"/>
@@ -3328,7 +3189,6 @@
         </w:rPr>
         <w:t xml:space="preserve">попадает в состояние. В первом эксперименте без </w:t>
       </w:r>
-      <w:proofErr w:type="spellStart"/>
       <w:r>
         <w:rPr>
           <w:sz w:val="28"/>
@@ -3337,7 +3197,6 @@
         </w:rPr>
         <w:t>onMutate</w:t>
       </w:r>
-      <w:proofErr w:type="spellEnd"/>
       <w:r>
         <w:rPr>
           <w:sz w:val="28"/>
@@ -3622,27 +3481,7 @@
           <w:szCs w:val="28"/>
           <w:lang w:val="en-US"/>
         </w:rPr>
-        <w:t xml:space="preserve"> </w:t>
-      </w:r>
-      <w:proofErr w:type="spellStart"/>
-      <w:proofErr w:type="gramStart"/>
-      <w:r>
-        <w:rPr>
-          <w:sz w:val="28"/>
-          <w:szCs w:val="28"/>
-          <w:lang w:val="en-US"/>
-        </w:rPr>
-        <w:t>action.type</w:t>
-      </w:r>
-      <w:proofErr w:type="spellEnd"/>
-      <w:proofErr w:type="gramEnd"/>
-      <w:r>
-        <w:rPr>
-          <w:sz w:val="28"/>
-          <w:szCs w:val="28"/>
-          <w:lang w:val="en-US"/>
-        </w:rPr>
-        <w:t xml:space="preserve"> = </w:t>
+        <w:t xml:space="preserve"> action.type = </w:t>
       </w:r>
       <w:r>
         <w:rPr>
@@ -3762,7 +3601,6 @@
           <w:szCs w:val="28"/>
         </w:rPr>
       </w:pPr>
-      <w:proofErr w:type="spellStart"/>
       <w:r>
         <w:rPr>
           <w:sz w:val="28"/>
@@ -3771,36 +3609,19 @@
         </w:rPr>
         <w:t>mutationFn</w:t>
       </w:r>
-      <w:proofErr w:type="spellEnd"/>
-      <w:r>
-        <w:rPr>
-          <w:sz w:val="28"/>
-          <w:szCs w:val="28"/>
-        </w:rPr>
-        <w:t xml:space="preserve"> </w:t>
-      </w:r>
-      <w:r>
-        <w:rPr>
-          <w:sz w:val="28"/>
-          <w:szCs w:val="28"/>
-        </w:rPr>
-        <w:t xml:space="preserve">отработала свое, </w:t>
-      </w:r>
-      <w:proofErr w:type="spellStart"/>
-      <w:r>
-        <w:rPr>
-          <w:sz w:val="28"/>
-          <w:szCs w:val="28"/>
-        </w:rPr>
-        <w:t>колбэки</w:t>
-      </w:r>
-      <w:proofErr w:type="spellEnd"/>
-      <w:r>
-        <w:rPr>
-          <w:sz w:val="28"/>
-          <w:szCs w:val="28"/>
-        </w:rPr>
-        <w:t xml:space="preserve"> кэша и опций вышли в консоль, состояние – «Успешно» (</w:t>
+      <w:r>
+        <w:rPr>
+          <w:sz w:val="28"/>
+          <w:szCs w:val="28"/>
+        </w:rPr>
+        <w:t xml:space="preserve"> </w:t>
+      </w:r>
+      <w:r>
+        <w:rPr>
+          <w:sz w:val="28"/>
+          <w:szCs w:val="28"/>
+        </w:rPr>
+        <w:t>отработала свое, колбэки кэша и опций вышли в консоль, состояние – «Успешно» (</w:t>
       </w:r>
       <w:r>
         <w:rPr>
@@ -3847,23 +3668,7 @@
           <w:sz w:val="28"/>
           <w:szCs w:val="28"/>
         </w:rPr>
-        <w:t xml:space="preserve">, т.к. компонент за 200 </w:t>
-      </w:r>
-      <w:proofErr w:type="spellStart"/>
-      <w:r>
-        <w:rPr>
-          <w:sz w:val="28"/>
-          <w:szCs w:val="28"/>
-        </w:rPr>
-        <w:t>мс</w:t>
-      </w:r>
-      <w:proofErr w:type="spellEnd"/>
-      <w:r>
-        <w:rPr>
-          <w:sz w:val="28"/>
-          <w:szCs w:val="28"/>
-        </w:rPr>
-        <w:t xml:space="preserve"> был скрыт и наблюдатель, тем самым, отписался от </w:t>
+        <w:t xml:space="preserve">, т.к. компонент за 200 мс был скрыт и наблюдатель, тем самым, отписался от </w:t>
       </w:r>
       <w:r>
         <w:rPr>
@@ -3991,7 +3796,6 @@
         </w:rPr>
         <w:t xml:space="preserve">отписался от него, сработал </w:t>
       </w:r>
-      <w:proofErr w:type="spellStart"/>
       <w:r>
         <w:rPr>
           <w:sz w:val="28"/>
@@ -4000,7 +3804,6 @@
         </w:rPr>
         <w:t>onUnsubscribe</w:t>
       </w:r>
-      <w:proofErr w:type="spellEnd"/>
       <w:r>
         <w:rPr>
           <w:sz w:val="28"/>
@@ -4008,7 +3811,6 @@
         </w:rPr>
         <w:t xml:space="preserve">, </w:t>
       </w:r>
-      <w:proofErr w:type="spellStart"/>
       <w:r>
         <w:rPr>
           <w:sz w:val="28"/>
@@ -4017,7 +3819,6 @@
         </w:rPr>
         <w:t>removeObserver</w:t>
       </w:r>
-      <w:proofErr w:type="spellEnd"/>
       <w:r>
         <w:rPr>
           <w:sz w:val="28"/>
@@ -4210,7 +4011,6 @@
           <w:bCs/>
           <w:sz w:val="32"/>
           <w:szCs w:val="32"/>
-          <w:lang w:val="en-US"/>
         </w:rPr>
       </w:pPr>
       <w:r>
@@ -4230,126 +4030,129 @@
           <w:szCs w:val="32"/>
           <w:lang w:val="en-US"/>
         </w:rPr>
-        <w:t xml:space="preserve">retry + </w:t>
-      </w:r>
-      <w:proofErr w:type="spellStart"/>
+        <w:t>retry</w:t>
+      </w:r>
       <w:r>
         <w:rPr>
           <w:b/>
           <w:bCs/>
           <w:sz w:val="32"/>
           <w:szCs w:val="32"/>
-          <w:lang w:val="en-US"/>
-        </w:rPr>
-        <w:t>retryDelay</w:t>
-      </w:r>
-      <w:proofErr w:type="spellEnd"/>
-    </w:p>
-    <w:p>
-      <w:pPr>
-        <w:spacing w:line="240" w:lineRule="auto"/>
-        <w:rPr>
-          <w:sz w:val="28"/>
-          <w:szCs w:val="28"/>
-        </w:rPr>
-      </w:pPr>
-      <w:r>
-        <w:rPr>
-          <w:sz w:val="28"/>
-          <w:szCs w:val="28"/>
-        </w:rPr>
-        <w:t xml:space="preserve">В </w:t>
-      </w:r>
-      <w:proofErr w:type="spellStart"/>
-      <w:r>
-        <w:rPr>
-          <w:sz w:val="28"/>
-          <w:szCs w:val="28"/>
-          <w:lang w:val="en-US"/>
-        </w:rPr>
-        <w:t>useMutation</w:t>
-      </w:r>
-      <w:proofErr w:type="spellEnd"/>
-      <w:r>
-        <w:rPr>
-          <w:sz w:val="28"/>
-          <w:szCs w:val="28"/>
-        </w:rPr>
-        <w:t xml:space="preserve"> </w:t>
-      </w:r>
-      <w:r>
-        <w:rPr>
-          <w:sz w:val="28"/>
-          <w:szCs w:val="28"/>
-        </w:rPr>
-        <w:t xml:space="preserve">были добавлены свойства </w:t>
-      </w:r>
-      <w:r>
-        <w:rPr>
-          <w:sz w:val="28"/>
-          <w:szCs w:val="28"/>
-          <w:lang w:val="en-US"/>
-        </w:rPr>
-        <w:t>retry</w:t>
-      </w:r>
-      <w:r>
-        <w:rPr>
-          <w:sz w:val="28"/>
-          <w:szCs w:val="28"/>
-        </w:rPr>
-        <w:t xml:space="preserve">: 2 </w:t>
-      </w:r>
-      <w:r>
-        <w:rPr>
-          <w:sz w:val="28"/>
-          <w:szCs w:val="28"/>
-        </w:rPr>
-        <w:t xml:space="preserve">и </w:t>
-      </w:r>
-      <w:proofErr w:type="spellStart"/>
-      <w:r>
-        <w:rPr>
-          <w:sz w:val="28"/>
-          <w:szCs w:val="28"/>
-          <w:lang w:val="en-US"/>
-        </w:rPr>
-        <w:t>retryDelay</w:t>
-      </w:r>
-      <w:proofErr w:type="spellEnd"/>
-      <w:r>
-        <w:rPr>
-          <w:sz w:val="28"/>
-          <w:szCs w:val="28"/>
-        </w:rPr>
-        <w:t>: 500</w:t>
-      </w:r>
-      <w:r>
-        <w:rPr>
-          <w:sz w:val="28"/>
-          <w:szCs w:val="28"/>
-        </w:rPr>
-        <w:t>. Рассматривается сценарий провала мутации (кнопка «Отправить провал»)</w:t>
-      </w:r>
-    </w:p>
-    <w:p>
-      <w:pPr>
-        <w:spacing w:line="240" w:lineRule="auto"/>
-        <w:rPr>
-          <w:sz w:val="28"/>
-          <w:szCs w:val="28"/>
-        </w:rPr>
-      </w:pPr>
-      <w:r>
-        <w:rPr>
-          <w:sz w:val="28"/>
-          <w:szCs w:val="28"/>
-        </w:rPr>
-        <w:t xml:space="preserve">Ожидается </w:t>
+        </w:rPr>
+        <w:t xml:space="preserve"> + </w:t>
       </w:r>
       <w:r>
         <w:rPr>
           <w:b/>
           <w:bCs/>
+          <w:sz w:val="32"/>
+          <w:szCs w:val="32"/>
+          <w:lang w:val="en-US"/>
+        </w:rPr>
+        <w:t>retryDelay</w:t>
+      </w:r>
+    </w:p>
+    <w:p>
+      <w:pPr>
+        <w:spacing w:line="240" w:lineRule="auto"/>
+        <w:rPr>
+          <w:sz w:val="28"/>
+          <w:szCs w:val="28"/>
+        </w:rPr>
+      </w:pPr>
+      <w:r>
+        <w:rPr>
+          <w:sz w:val="28"/>
+          <w:szCs w:val="28"/>
+        </w:rPr>
+        <w:t xml:space="preserve">В </w:t>
+      </w:r>
+      <w:r>
+        <w:rPr>
+          <w:sz w:val="28"/>
+          <w:szCs w:val="28"/>
+          <w:lang w:val="en-US"/>
+        </w:rPr>
+        <w:t>useMutation</w:t>
+      </w:r>
+      <w:r>
+        <w:rPr>
+          <w:sz w:val="28"/>
+          <w:szCs w:val="28"/>
+        </w:rPr>
+        <w:t xml:space="preserve"> </w:t>
+      </w:r>
+      <w:r>
+        <w:rPr>
+          <w:sz w:val="28"/>
+          <w:szCs w:val="28"/>
+        </w:rPr>
+        <w:t xml:space="preserve">были добавлены свойства </w:t>
+      </w:r>
+      <w:r>
+        <w:rPr>
+          <w:sz w:val="28"/>
+          <w:szCs w:val="28"/>
+          <w:lang w:val="en-US"/>
+        </w:rPr>
+        <w:t>retry</w:t>
+      </w:r>
+      <w:r>
+        <w:rPr>
+          <w:sz w:val="28"/>
+          <w:szCs w:val="28"/>
+        </w:rPr>
+        <w:t xml:space="preserve">: 2 </w:t>
+      </w:r>
+      <w:r>
+        <w:rPr>
+          <w:sz w:val="28"/>
+          <w:szCs w:val="28"/>
+        </w:rPr>
+        <w:t xml:space="preserve">и </w:t>
+      </w:r>
+      <w:r>
+        <w:rPr>
+          <w:sz w:val="28"/>
+          <w:szCs w:val="28"/>
+          <w:lang w:val="en-US"/>
+        </w:rPr>
+        <w:t>retryDelay</w:t>
+      </w:r>
+      <w:r>
+        <w:rPr>
+          <w:sz w:val="28"/>
+          <w:szCs w:val="28"/>
+        </w:rPr>
+        <w:t>: 500</w:t>
+      </w:r>
+      <w:r>
+        <w:rPr>
+          <w:sz w:val="28"/>
+          <w:szCs w:val="28"/>
+        </w:rPr>
+        <w:t>. Рассматривается сценарий провала мутации (кнопка «Отправить провал»)</w:t>
+      </w:r>
+    </w:p>
+    <w:p>
+      <w:pPr>
+        <w:spacing w:line="240" w:lineRule="auto"/>
+        <w:rPr>
+          <w:sz w:val="28"/>
+          <w:szCs w:val="28"/>
+        </w:rPr>
+      </w:pPr>
+      <w:r>
+        <w:rPr>
+          <w:sz w:val="28"/>
+          <w:szCs w:val="28"/>
+        </w:rPr>
+        <w:t xml:space="preserve">Ожидается </w:t>
+      </w:r>
+      <w:r>
+        <w:rPr>
+          <w:b/>
+          <w:bCs/>
           <w:sz w:val="28"/>
           <w:szCs w:val="28"/>
         </w:rPr>
@@ -4362,7 +4165,6 @@
         </w:rPr>
         <w:t xml:space="preserve"> вызова </w:t>
       </w:r>
-      <w:proofErr w:type="spellStart"/>
       <w:r>
         <w:rPr>
           <w:sz w:val="28"/>
@@ -4371,7 +4173,6 @@
         </w:rPr>
         <w:t>mutationFn</w:t>
       </w:r>
-      <w:proofErr w:type="spellEnd"/>
       <w:r>
         <w:rPr>
           <w:sz w:val="28"/>
@@ -4407,7 +4208,6 @@
         </w:rPr>
         <w:t xml:space="preserve">) и один </w:t>
       </w:r>
-      <w:proofErr w:type="spellStart"/>
       <w:r>
         <w:rPr>
           <w:sz w:val="28"/>
@@ -4416,7 +4216,6 @@
         </w:rPr>
         <w:t>onError</w:t>
       </w:r>
-      <w:proofErr w:type="spellEnd"/>
       <w:r>
         <w:rPr>
           <w:sz w:val="28"/>
@@ -4530,7 +4329,6 @@
         </w:rPr>
         <w:t xml:space="preserve"> секунды = секунда от </w:t>
       </w:r>
-      <w:proofErr w:type="spellStart"/>
       <w:r>
         <w:rPr>
           <w:sz w:val="28"/>
@@ -4539,7 +4337,6 @@
         </w:rPr>
         <w:t>mutationFn</w:t>
       </w:r>
-      <w:proofErr w:type="spellEnd"/>
       <w:r>
         <w:rPr>
           <w:sz w:val="28"/>
@@ -4554,7 +4351,6 @@
         </w:rPr>
         <w:t xml:space="preserve">полсекунды на </w:t>
       </w:r>
-      <w:proofErr w:type="spellStart"/>
       <w:r>
         <w:rPr>
           <w:sz w:val="28"/>
@@ -4563,7 +4359,6 @@
         </w:rPr>
         <w:t>retryDelay</w:t>
       </w:r>
-      <w:proofErr w:type="spellEnd"/>
       <w:r>
         <w:rPr>
           <w:sz w:val="28"/>
@@ -4602,7 +4397,6 @@
         </w:rPr>
         <w:t xml:space="preserve">приходит от </w:t>
       </w:r>
-      <w:proofErr w:type="spellStart"/>
       <w:r>
         <w:rPr>
           <w:sz w:val="28"/>
@@ -4611,7 +4405,6 @@
         </w:rPr>
         <w:t>retryer</w:t>
       </w:r>
-      <w:proofErr w:type="spellEnd"/>
       <w:r>
         <w:rPr>
           <w:sz w:val="28"/>
@@ -4626,7 +4419,6 @@
         </w:rPr>
         <w:t xml:space="preserve">через </w:t>
       </w:r>
-      <w:proofErr w:type="spellStart"/>
       <w:r>
         <w:rPr>
           <w:sz w:val="28"/>
@@ -4635,7 +4427,6 @@
         </w:rPr>
         <w:t>onFail</w:t>
       </w:r>
-      <w:proofErr w:type="spellEnd"/>
       <w:r>
         <w:rPr>
           <w:sz w:val="28"/>
@@ -4672,7 +4463,6 @@
         </w:rPr>
         <w:t xml:space="preserve">при этом </w:t>
       </w:r>
-      <w:proofErr w:type="spellStart"/>
       <w:r>
         <w:rPr>
           <w:sz w:val="28"/>
@@ -4681,7 +4471,6 @@
         </w:rPr>
         <w:t>failureCount</w:t>
       </w:r>
-      <w:proofErr w:type="spellEnd"/>
       <w:r>
         <w:rPr>
           <w:sz w:val="28"/>
@@ -4719,7 +4508,6 @@
         </w:rPr>
         <w:t xml:space="preserve">отклоняется </w:t>
       </w:r>
-      <w:proofErr w:type="spellStart"/>
       <w:r>
         <w:rPr>
           <w:sz w:val="28"/>
@@ -4728,7 +4516,6 @@
         </w:rPr>
         <w:t>retryer</w:t>
       </w:r>
-      <w:proofErr w:type="spellEnd"/>
       <w:r>
         <w:rPr>
           <w:sz w:val="28"/>
@@ -4799,25 +4586,8 @@
           <w:sz w:val="28"/>
           <w:szCs w:val="28"/>
         </w:rPr>
-        <w:t xml:space="preserve"> вызывает </w:t>
-      </w:r>
-      <w:proofErr w:type="spellStart"/>
-      <w:r>
-        <w:rPr>
-          <w:sz w:val="28"/>
-          <w:szCs w:val="28"/>
-        </w:rPr>
-        <w:t>колбэки</w:t>
-      </w:r>
-      <w:proofErr w:type="spellEnd"/>
-      <w:r>
-        <w:rPr>
-          <w:sz w:val="28"/>
-          <w:szCs w:val="28"/>
-        </w:rPr>
-        <w:t xml:space="preserve"> </w:t>
-      </w:r>
-      <w:proofErr w:type="spellStart"/>
+        <w:t xml:space="preserve"> вызывает колбэки </w:t>
+      </w:r>
       <w:r>
         <w:rPr>
           <w:sz w:val="28"/>
@@ -4826,7 +4596,6 @@
         </w:rPr>
         <w:t>onError</w:t>
       </w:r>
-      <w:proofErr w:type="spellEnd"/>
       <w:r>
         <w:rPr>
           <w:sz w:val="28"/>
@@ -4932,7 +4701,6 @@
         </w:rPr>
         <w:t xml:space="preserve">В демо-проекте, в </w:t>
       </w:r>
-      <w:proofErr w:type="spellStart"/>
       <w:r>
         <w:rPr>
           <w:sz w:val="28"/>
@@ -4941,7 +4709,6 @@
         </w:rPr>
         <w:t>useMutation</w:t>
       </w:r>
-      <w:proofErr w:type="spellEnd"/>
       <w:r>
         <w:rPr>
           <w:sz w:val="28"/>
@@ -5006,7 +4773,21 @@
           <w:sz w:val="28"/>
           <w:szCs w:val="28"/>
         </w:rPr>
-        <w:t xml:space="preserve"> и кнопка «Отправить дважды», чтобы увидеть разницу в порядке очереди вызова мутаций в зависимости от того, есть ли </w:t>
+        <w:t xml:space="preserve"> и кнопка «Отправить </w:t>
+      </w:r>
+      <w:r>
+        <w:rPr>
+          <w:sz w:val="28"/>
+          <w:szCs w:val="28"/>
+        </w:rPr>
+        <w:t>2 мутации</w:t>
+      </w:r>
+      <w:r>
+        <w:rPr>
+          <w:sz w:val="28"/>
+          <w:szCs w:val="28"/>
+        </w:rPr>
+        <w:t xml:space="preserve">», чтобы увидеть разницу в порядке очереди вызова мутаций в зависимости от того, есть ли </w:t>
       </w:r>
       <w:r>
         <w:rPr>
@@ -5046,7 +4827,6 @@
         </w:rPr>
         <w:t xml:space="preserve">Ожидается, что </w:t>
       </w:r>
-      <w:proofErr w:type="spellStart"/>
       <w:r>
         <w:rPr>
           <w:sz w:val="28"/>
@@ -5055,7 +4835,6 @@
         </w:rPr>
         <w:t>onMutate</w:t>
       </w:r>
-      <w:proofErr w:type="spellEnd"/>
       <w:r>
         <w:rPr>
           <w:sz w:val="28"/>
@@ -5070,7 +4849,6 @@
         </w:rPr>
         <w:t xml:space="preserve">выполнится у обоих мутаций сразу же, но </w:t>
       </w:r>
-      <w:proofErr w:type="spellStart"/>
       <w:r>
         <w:rPr>
           <w:sz w:val="28"/>
@@ -5079,7 +4857,6 @@
         </w:rPr>
         <w:t>mutationFn</w:t>
       </w:r>
-      <w:proofErr w:type="spellEnd"/>
       <w:r>
         <w:rPr>
           <w:sz w:val="28"/>
@@ -5094,7 +4871,6 @@
         </w:rPr>
         <w:t xml:space="preserve">у второй мутации – только через секунду после первой (во время ожидания, у второй мутации </w:t>
       </w:r>
-      <w:proofErr w:type="spellStart"/>
       <w:r>
         <w:rPr>
           <w:sz w:val="28"/>
@@ -5103,7 +4879,6 @@
         </w:rPr>
         <w:t>isPaused</w:t>
       </w:r>
-      <w:proofErr w:type="spellEnd"/>
       <w:r>
         <w:rPr>
           <w:sz w:val="28"/>
@@ -5153,6 +4928,7 @@
       </w:pPr>
       <w:r>
         <w:rPr>
+          <w:noProof/>
           <w:sz w:val="28"/>
           <w:szCs w:val="28"/>
         </w:rPr>
@@ -5220,6 +4996,7 @@
       </w:pPr>
       <w:r>
         <w:rPr>
+          <w:noProof/>
           <w:sz w:val="28"/>
           <w:szCs w:val="28"/>
           <w:lang w:val="en-US"/>
@@ -5277,7 +5054,6 @@
         </w:rPr>
         <w:t xml:space="preserve">Рис. – </w:t>
       </w:r>
-      <w:proofErr w:type="spellStart"/>
       <w:r>
         <w:rPr>
           <w:sz w:val="28"/>
@@ -5286,7 +5062,6 @@
         </w:rPr>
         <w:t>canRun</w:t>
       </w:r>
-      <w:proofErr w:type="spellEnd"/>
       <w:r>
         <w:rPr>
           <w:sz w:val="28"/>
@@ -5321,15 +5096,7 @@
           <w:sz w:val="28"/>
           <w:szCs w:val="28"/>
         </w:rPr>
-        <w:t xml:space="preserve"> </w:t>
-      </w:r>
-      <w:proofErr w:type="gramStart"/>
-      <w:r>
-        <w:rPr>
-          <w:sz w:val="28"/>
-          <w:szCs w:val="28"/>
-        </w:rPr>
-        <w:t>= ”</w:t>
+        <w:t xml:space="preserve"> = ”</w:t>
       </w:r>
       <w:r>
         <w:rPr>
@@ -5339,7 +5106,6 @@
         </w:rPr>
         <w:t>demo</w:t>
       </w:r>
-      <w:proofErr w:type="gramEnd"/>
       <w:r>
         <w:rPr>
           <w:sz w:val="28"/>
@@ -5354,7 +5120,6 @@
         </w:rPr>
         <w:t xml:space="preserve"> </w:t>
       </w:r>
-      <w:proofErr w:type="spellStart"/>
       <w:r>
         <w:rPr>
           <w:sz w:val="28"/>
@@ -5363,7 +5128,6 @@
         </w:rPr>
         <w:t>firstPendingMutation</w:t>
       </w:r>
-      <w:proofErr w:type="spellEnd"/>
       <w:r>
         <w:rPr>
           <w:sz w:val="28"/>

--- a/Наблюдения для ДЗ 5.docx
+++ b/Наблюдения для ДЗ 5.docx
@@ -32,6 +32,29 @@
         </w:rPr>
         <w:t>Процесс выполнения мутации</w:t>
       </w:r>
+      <w:r>
+        <w:rPr>
+          <w:sz w:val="28"/>
+          <w:szCs w:val="28"/>
+        </w:rPr>
+        <w:t xml:space="preserve"> (</w:t>
+      </w:r>
+      <w:r>
+        <w:rPr>
+          <w:b/>
+          <w:bCs/>
+          <w:sz w:val="28"/>
+          <w:szCs w:val="28"/>
+        </w:rPr>
+        <w:t>эксперимент №1</w:t>
+      </w:r>
+      <w:r>
+        <w:rPr>
+          <w:sz w:val="28"/>
+          <w:szCs w:val="28"/>
+        </w:rPr>
+        <w:t>)</w:t>
+      </w:r>
     </w:p>
     <w:p>
       <w:pPr>
@@ -40,7 +63,6 @@
           <w:iCs/>
           <w:sz w:val="28"/>
           <w:szCs w:val="28"/>
-          <w:lang w:val="en-US"/>
         </w:rPr>
       </w:pPr>
       <w:r>
@@ -54,7 +76,6 @@
         <w:rPr>
           <w:sz w:val="28"/>
           <w:szCs w:val="28"/>
-          <w:lang w:val="en-US"/>
         </w:rPr>
         <w:t xml:space="preserve"> 1.</w:t>
       </w:r>
@@ -62,10 +83,10 @@
         <w:rPr>
           <w:sz w:val="28"/>
           <w:szCs w:val="28"/>
-          <w:lang w:val="en-US"/>
-        </w:rPr>
-        <w:t xml:space="preserve"> </w:t>
-      </w:r>
+        </w:rPr>
+        <w:t xml:space="preserve"> </w:t>
+      </w:r>
+      <w:proofErr w:type="spellStart"/>
       <w:r>
         <w:rPr>
           <w:i/>
@@ -74,8 +95,9 @@
           <w:szCs w:val="28"/>
           <w:lang w:val="en-US"/>
         </w:rPr>
-        <w:t xml:space="preserve">mutationObserver.ts:227, </w:t>
-      </w:r>
+        <w:t>mutationObserver</w:t>
+      </w:r>
+      <w:proofErr w:type="spellEnd"/>
       <w:r>
         <w:rPr>
           <w:i/>
@@ -83,8 +105,9 @@
           <w:sz w:val="28"/>
           <w:szCs w:val="28"/>
         </w:rPr>
-        <w:t>метод</w:t>
-      </w:r>
+        <w:t>.</w:t>
+      </w:r>
+      <w:proofErr w:type="spellStart"/>
       <w:r>
         <w:rPr>
           <w:i/>
@@ -93,8 +116,37 @@
           <w:szCs w:val="28"/>
           <w:lang w:val="en-US"/>
         </w:rPr>
-        <w:t xml:space="preserve"> </w:t>
-      </w:r>
+        <w:t>ts</w:t>
+      </w:r>
+      <w:proofErr w:type="spellEnd"/>
+      <w:r>
+        <w:rPr>
+          <w:i/>
+          <w:iCs/>
+          <w:sz w:val="28"/>
+          <w:szCs w:val="28"/>
+        </w:rPr>
+        <w:t xml:space="preserve">:227, </w:t>
+      </w:r>
+      <w:r>
+        <w:rPr>
+          <w:i/>
+          <w:iCs/>
+          <w:sz w:val="28"/>
+          <w:szCs w:val="28"/>
+        </w:rPr>
+        <w:t>метод</w:t>
+      </w:r>
+      <w:r>
+        <w:rPr>
+          <w:i/>
+          <w:iCs/>
+          <w:sz w:val="28"/>
+          <w:szCs w:val="28"/>
+        </w:rPr>
+        <w:t xml:space="preserve"> </w:t>
+      </w:r>
+      <w:proofErr w:type="gramStart"/>
       <w:r>
         <w:rPr>
           <w:b/>
@@ -115,9 +167,20 @@
           <w:iCs/>
           <w:sz w:val="28"/>
           <w:szCs w:val="28"/>
-          <w:lang w:val="en-US"/>
-        </w:rPr>
-        <w:t>(…)</w:t>
+        </w:rPr>
+        <w:t>(</w:t>
+      </w:r>
+      <w:proofErr w:type="gramEnd"/>
+      <w:r>
+        <w:rPr>
+          <w:b/>
+          <w:bCs/>
+          <w:i/>
+          <w:iCs/>
+          <w:sz w:val="28"/>
+          <w:szCs w:val="28"/>
+        </w:rPr>
+        <w:t>…)</w:t>
       </w:r>
     </w:p>
     <w:p>
@@ -185,6 +248,7 @@
         </w:rPr>
         <w:t xml:space="preserve">Пользователь нажимает кнопку, хук передает вызов наблюдателю. Наблюдатель просит у </w:t>
       </w:r>
+      <w:proofErr w:type="spellStart"/>
       <w:r>
         <w:rPr>
           <w:sz w:val="28"/>
@@ -193,6 +257,7 @@
         </w:rPr>
         <w:t>MutationCache</w:t>
       </w:r>
+      <w:proofErr w:type="spellEnd"/>
       <w:r>
         <w:rPr>
           <w:sz w:val="28"/>
@@ -245,7 +310,25 @@
           <w:szCs w:val="28"/>
           <w:lang w:val="en-US"/>
         </w:rPr>
-        <w:t>Scope: variables = “hello worl” (</w:t>
+        <w:t xml:space="preserve">Scope: variables = “hello </w:t>
+      </w:r>
+      <w:proofErr w:type="spellStart"/>
+      <w:r>
+        <w:rPr>
+          <w:sz w:val="28"/>
+          <w:szCs w:val="28"/>
+          <w:lang w:val="en-US"/>
+        </w:rPr>
+        <w:t>worl</w:t>
+      </w:r>
+      <w:proofErr w:type="spellEnd"/>
+      <w:r>
+        <w:rPr>
+          <w:sz w:val="28"/>
+          <w:szCs w:val="28"/>
+          <w:lang w:val="en-US"/>
+        </w:rPr>
+        <w:t>” (</w:t>
       </w:r>
       <w:r>
         <w:rPr>
@@ -323,6 +406,7 @@
         </w:rPr>
         <w:t xml:space="preserve">per-call </w:t>
       </w:r>
+      <w:proofErr w:type="spellStart"/>
       <w:r>
         <w:rPr>
           <w:sz w:val="28"/>
@@ -330,6 +414,7 @@
         </w:rPr>
         <w:t>колбэков</w:t>
       </w:r>
+      <w:proofErr w:type="spellEnd"/>
       <w:r>
         <w:rPr>
           <w:sz w:val="28"/>
@@ -461,6 +546,7 @@
         </w:rPr>
         <w:t>.</w:t>
       </w:r>
+      <w:proofErr w:type="spellStart"/>
       <w:r>
         <w:rPr>
           <w:i/>
@@ -471,6 +557,7 @@
         </w:rPr>
         <w:t>ts</w:t>
       </w:r>
+      <w:proofErr w:type="spellEnd"/>
       <w:r>
         <w:rPr>
           <w:i/>
@@ -487,6 +574,7 @@
         </w:rPr>
         <w:t xml:space="preserve">начало создания </w:t>
       </w:r>
+      <w:proofErr w:type="spellStart"/>
       <w:r>
         <w:rPr>
           <w:i/>
@@ -497,6 +585,7 @@
         </w:rPr>
         <w:t>retryer</w:t>
       </w:r>
+      <w:proofErr w:type="spellEnd"/>
       <w:r>
         <w:rPr>
           <w:sz w:val="28"/>
@@ -511,6 +600,7 @@
         </w:rPr>
         <w:t xml:space="preserve">в </w:t>
       </w:r>
+      <w:proofErr w:type="gramStart"/>
       <w:r>
         <w:rPr>
           <w:b/>
@@ -528,7 +618,17 @@
           <w:sz w:val="28"/>
           <w:szCs w:val="28"/>
         </w:rPr>
-        <w:t>(…)</w:t>
+        <w:t>(</w:t>
+      </w:r>
+      <w:proofErr w:type="gramEnd"/>
+      <w:r>
+        <w:rPr>
+          <w:b/>
+          <w:bCs/>
+          <w:sz w:val="28"/>
+          <w:szCs w:val="28"/>
+        </w:rPr>
+        <w:t>…)</w:t>
       </w:r>
     </w:p>
     <w:p>
@@ -595,6 +695,7 @@
         </w:rPr>
         <w:t xml:space="preserve">Мутация создана и добавлена в кэш. Наблюдатель уже подключен к этой мутации, и теперь вызывается </w:t>
       </w:r>
+      <w:proofErr w:type="gramStart"/>
       <w:r>
         <w:rPr>
           <w:sz w:val="28"/>
@@ -608,7 +709,15 @@
           <w:sz w:val="28"/>
           <w:szCs w:val="28"/>
         </w:rPr>
-        <w:t xml:space="preserve">(). </w:t>
+        <w:t>(</w:t>
+      </w:r>
+      <w:proofErr w:type="gramEnd"/>
+      <w:r>
+        <w:rPr>
+          <w:sz w:val="28"/>
+          <w:szCs w:val="28"/>
+        </w:rPr>
+        <w:t xml:space="preserve">). </w:t>
       </w:r>
       <w:r>
         <w:rPr>
@@ -617,6 +726,7 @@
         </w:rPr>
         <w:t xml:space="preserve">Он готовит </w:t>
       </w:r>
+      <w:proofErr w:type="spellStart"/>
       <w:r>
         <w:rPr>
           <w:sz w:val="28"/>
@@ -625,6 +735,7 @@
         </w:rPr>
         <w:t>retryer</w:t>
       </w:r>
+      <w:proofErr w:type="spellEnd"/>
       <w:r>
         <w:rPr>
           <w:sz w:val="28"/>
@@ -632,6 +743,7 @@
         </w:rPr>
         <w:t xml:space="preserve"> (исполнителя, который запустит </w:t>
       </w:r>
+      <w:proofErr w:type="spellStart"/>
       <w:r>
         <w:rPr>
           <w:sz w:val="28"/>
@@ -640,6 +752,7 @@
         </w:rPr>
         <w:t>mutationFn</w:t>
       </w:r>
+      <w:proofErr w:type="spellEnd"/>
       <w:r>
         <w:rPr>
           <w:sz w:val="28"/>
@@ -655,6 +768,7 @@
           <w:szCs w:val="28"/>
         </w:rPr>
       </w:pPr>
+      <w:proofErr w:type="spellStart"/>
       <w:r>
         <w:rPr>
           <w:sz w:val="28"/>
@@ -663,6 +777,7 @@
         </w:rPr>
         <w:t>Retryer</w:t>
       </w:r>
+      <w:proofErr w:type="spellEnd"/>
       <w:r>
         <w:rPr>
           <w:sz w:val="28"/>
@@ -677,6 +792,7 @@
         </w:rPr>
         <w:t xml:space="preserve">и </w:t>
       </w:r>
+      <w:proofErr w:type="spellStart"/>
       <w:r>
         <w:rPr>
           <w:sz w:val="28"/>
@@ -685,6 +801,7 @@
         </w:rPr>
         <w:t>isPaused</w:t>
       </w:r>
+      <w:proofErr w:type="spellEnd"/>
       <w:r>
         <w:rPr>
           <w:sz w:val="28"/>
@@ -786,6 +903,7 @@
         </w:rPr>
         <w:t xml:space="preserve"> </w:t>
       </w:r>
+      <w:proofErr w:type="spellStart"/>
       <w:r>
         <w:rPr>
           <w:sz w:val="28"/>
@@ -802,6 +920,7 @@
         </w:rPr>
         <w:t>.type</w:t>
       </w:r>
+      <w:proofErr w:type="spellEnd"/>
       <w:r>
         <w:rPr>
           <w:sz w:val="28"/>
@@ -928,6 +1047,7 @@
         </w:rPr>
         <w:t xml:space="preserve"> </w:t>
       </w:r>
+      <w:proofErr w:type="gramStart"/>
       <w:r>
         <w:rPr>
           <w:sz w:val="28"/>
@@ -951,6 +1071,7 @@
         </w:rPr>
         <w:t>state</w:t>
       </w:r>
+      <w:proofErr w:type="gramEnd"/>
       <w:r>
         <w:rPr>
           <w:sz w:val="28"/>
@@ -1003,6 +1124,7 @@
         </w:rPr>
         <w:t xml:space="preserve">). </w:t>
       </w:r>
+      <w:proofErr w:type="spellStart"/>
       <w:r>
         <w:rPr>
           <w:sz w:val="28"/>
@@ -1011,6 +1133,7 @@
         </w:rPr>
         <w:t>isPaused</w:t>
       </w:r>
+      <w:proofErr w:type="spellEnd"/>
       <w:r>
         <w:rPr>
           <w:sz w:val="28"/>
@@ -1292,6 +1415,7 @@
         </w:rPr>
         <w:t xml:space="preserve"> </w:t>
       </w:r>
+      <w:proofErr w:type="spellStart"/>
       <w:r>
         <w:rPr>
           <w:sz w:val="28"/>
@@ -1299,6 +1423,7 @@
         </w:rPr>
         <w:t>колбэки</w:t>
       </w:r>
+      <w:proofErr w:type="spellEnd"/>
       <w:r>
         <w:rPr>
           <w:sz w:val="28"/>
@@ -1438,6 +1563,8 @@
         </w:rPr>
         <w:t xml:space="preserve"> </w:t>
       </w:r>
+      <w:proofErr w:type="spellStart"/>
+      <w:proofErr w:type="gramStart"/>
       <w:r>
         <w:rPr>
           <w:b/>
@@ -1468,6 +1595,8 @@
         </w:rPr>
         <w:t>start</w:t>
       </w:r>
+      <w:proofErr w:type="spellEnd"/>
+      <w:proofErr w:type="gramEnd"/>
       <w:r>
         <w:rPr>
           <w:b/>
@@ -1550,6 +1679,7 @@
         </w:rPr>
         <w:t xml:space="preserve"> </w:t>
       </w:r>
+      <w:proofErr w:type="spellStart"/>
       <w:r>
         <w:rPr>
           <w:sz w:val="28"/>
@@ -1558,6 +1688,7 @@
         </w:rPr>
         <w:t>Retryer</w:t>
       </w:r>
+      <w:proofErr w:type="spellEnd"/>
       <w:r>
         <w:rPr>
           <w:sz w:val="28"/>
@@ -1666,6 +1797,7 @@
         </w:rPr>
         <w:t xml:space="preserve">Далее выполняется наша </w:t>
       </w:r>
+      <w:proofErr w:type="spellStart"/>
       <w:r>
         <w:rPr>
           <w:sz w:val="28"/>
@@ -1674,6 +1806,7 @@
         </w:rPr>
         <w:t>mutationFn</w:t>
       </w:r>
+      <w:proofErr w:type="spellEnd"/>
       <w:r>
         <w:rPr>
           <w:sz w:val="28"/>
@@ -1716,6 +1849,7 @@
         </w:rPr>
         <w:t>.</w:t>
       </w:r>
+      <w:proofErr w:type="spellStart"/>
       <w:r>
         <w:rPr>
           <w:i/>
@@ -1726,6 +1860,7 @@
         </w:rPr>
         <w:t>ts</w:t>
       </w:r>
+      <w:proofErr w:type="spellEnd"/>
       <w:r>
         <w:rPr>
           <w:i/>
@@ -1863,6 +1998,7 @@
           <w:szCs w:val="28"/>
         </w:rPr>
       </w:pPr>
+      <w:proofErr w:type="spellStart"/>
       <w:r>
         <w:rPr>
           <w:sz w:val="28"/>
@@ -1871,6 +2007,7 @@
         </w:rPr>
         <w:t>MutationFn</w:t>
       </w:r>
+      <w:proofErr w:type="spellEnd"/>
       <w:r>
         <w:rPr>
           <w:sz w:val="28"/>
@@ -2196,7 +2333,39 @@
           <w:sz w:val="28"/>
           <w:szCs w:val="28"/>
         </w:rPr>
-        <w:t xml:space="preserve">Цель – отследить поведение брейкпоинтов при размонтировании компонента. Отобраны брейкпоинты: </w:t>
+        <w:t xml:space="preserve">Цель – отследить поведение </w:t>
+      </w:r>
+      <w:proofErr w:type="spellStart"/>
+      <w:r>
+        <w:rPr>
+          <w:sz w:val="28"/>
+          <w:szCs w:val="28"/>
+        </w:rPr>
+        <w:t>брейкпоинтов</w:t>
+      </w:r>
+      <w:proofErr w:type="spellEnd"/>
+      <w:r>
+        <w:rPr>
+          <w:sz w:val="28"/>
+          <w:szCs w:val="28"/>
+        </w:rPr>
+        <w:t xml:space="preserve"> при размонтировании компонента. Отобраны </w:t>
+      </w:r>
+      <w:proofErr w:type="spellStart"/>
+      <w:r>
+        <w:rPr>
+          <w:sz w:val="28"/>
+          <w:szCs w:val="28"/>
+        </w:rPr>
+        <w:t>брейкпоинты</w:t>
+      </w:r>
+      <w:proofErr w:type="spellEnd"/>
+      <w:r>
+        <w:rPr>
+          <w:sz w:val="28"/>
+          <w:szCs w:val="28"/>
+        </w:rPr>
+        <w:t xml:space="preserve">: </w:t>
       </w:r>
       <w:r>
         <w:rPr>
@@ -2217,6 +2386,7 @@
         </w:rPr>
         <w:t>.</w:t>
       </w:r>
+      <w:proofErr w:type="spellStart"/>
       <w:r>
         <w:rPr>
           <w:b/>
@@ -2227,6 +2397,7 @@
         </w:rPr>
         <w:t>ts</w:t>
       </w:r>
+      <w:proofErr w:type="spellEnd"/>
       <w:r>
         <w:rPr>
           <w:b/>
@@ -2250,6 +2421,7 @@
         </w:rPr>
         <w:t xml:space="preserve">и </w:t>
       </w:r>
+      <w:proofErr w:type="spellStart"/>
       <w:r>
         <w:rPr>
           <w:b/>
@@ -2260,6 +2432,7 @@
         </w:rPr>
         <w:t>mutationObserver</w:t>
       </w:r>
+      <w:proofErr w:type="spellEnd"/>
       <w:r>
         <w:rPr>
           <w:b/>
@@ -2269,6 +2442,7 @@
         </w:rPr>
         <w:t>.</w:t>
       </w:r>
+      <w:proofErr w:type="spellStart"/>
       <w:r>
         <w:rPr>
           <w:b/>
@@ -2279,6 +2453,7 @@
         </w:rPr>
         <w:t>ts</w:t>
       </w:r>
+      <w:proofErr w:type="spellEnd"/>
       <w:r>
         <w:rPr>
           <w:b/>
@@ -2301,7 +2476,6 @@
         <w:rPr>
           <w:sz w:val="28"/>
           <w:szCs w:val="28"/>
-          <w:lang w:val="en-US"/>
         </w:rPr>
       </w:pPr>
       <w:r>
@@ -2315,7 +2489,6 @@
         <w:rPr>
           <w:sz w:val="28"/>
           <w:szCs w:val="28"/>
-          <w:lang w:val="en-US"/>
         </w:rPr>
         <w:t xml:space="preserve"> 1. </w:t>
       </w:r>
@@ -2335,10 +2508,10 @@
           <w:iCs/>
           <w:sz w:val="28"/>
           <w:szCs w:val="28"/>
-          <w:lang w:val="en-US"/>
         </w:rPr>
         <w:t>.</w:t>
       </w:r>
+      <w:proofErr w:type="spellStart"/>
       <w:r>
         <w:rPr>
           <w:i/>
@@ -2349,13 +2522,13 @@
         </w:rPr>
         <w:t>ts</w:t>
       </w:r>
+      <w:proofErr w:type="spellEnd"/>
       <w:r>
         <w:rPr>
           <w:i/>
           <w:iCs/>
           <w:sz w:val="28"/>
           <w:szCs w:val="28"/>
-          <w:lang w:val="en-US"/>
         </w:rPr>
         <w:t>:520,</w:t>
       </w:r>
@@ -2363,10 +2536,10 @@
         <w:rPr>
           <w:sz w:val="28"/>
           <w:szCs w:val="28"/>
-          <w:lang w:val="en-US"/>
-        </w:rPr>
-        <w:t xml:space="preserve"> </w:t>
-      </w:r>
+        </w:rPr>
+        <w:t xml:space="preserve"> </w:t>
+      </w:r>
+      <w:proofErr w:type="gramStart"/>
       <w:r>
         <w:rPr>
           <w:sz w:val="28"/>
@@ -2379,7 +2552,6 @@
         <w:rPr>
           <w:sz w:val="28"/>
           <w:szCs w:val="28"/>
-          <w:lang w:val="en-US"/>
         </w:rPr>
         <w:t>.</w:t>
       </w:r>
@@ -2391,11 +2563,11 @@
         </w:rPr>
         <w:t>type</w:t>
       </w:r>
-      <w:r>
-        <w:rPr>
-          <w:sz w:val="28"/>
-          <w:szCs w:val="28"/>
-          <w:lang w:val="en-US"/>
+      <w:proofErr w:type="gramEnd"/>
+      <w:r>
+        <w:rPr>
+          <w:sz w:val="28"/>
+          <w:szCs w:val="28"/>
         </w:rPr>
         <w:t xml:space="preserve"> = </w:t>
       </w:r>
@@ -2534,6 +2706,7 @@
         </w:rPr>
         <w:t xml:space="preserve"> пока нет, т.к. </w:t>
       </w:r>
+      <w:proofErr w:type="spellStart"/>
       <w:r>
         <w:rPr>
           <w:sz w:val="28"/>
@@ -2542,6 +2715,7 @@
         </w:rPr>
         <w:t>onMutate</w:t>
       </w:r>
+      <w:proofErr w:type="spellEnd"/>
       <w:r>
         <w:rPr>
           <w:sz w:val="28"/>
@@ -2556,6 +2730,7 @@
         </w:rPr>
         <w:t>еще не выполнен. Мутация стартует сразу, без пауз (</w:t>
       </w:r>
+      <w:proofErr w:type="spellStart"/>
       <w:r>
         <w:rPr>
           <w:sz w:val="28"/>
@@ -2564,6 +2739,7 @@
         </w:rPr>
         <w:t>isPaused</w:t>
       </w:r>
+      <w:proofErr w:type="spellEnd"/>
       <w:r>
         <w:rPr>
           <w:sz w:val="28"/>
@@ -2619,6 +2795,7 @@
         </w:rPr>
         <w:t xml:space="preserve"> </w:t>
       </w:r>
+      <w:proofErr w:type="spellStart"/>
       <w:r>
         <w:rPr>
           <w:i/>
@@ -2629,6 +2806,7 @@
         </w:rPr>
         <w:t>mutationObserver</w:t>
       </w:r>
+      <w:proofErr w:type="spellEnd"/>
       <w:r>
         <w:rPr>
           <w:i/>
@@ -2638,6 +2816,7 @@
         </w:rPr>
         <w:t>.</w:t>
       </w:r>
+      <w:proofErr w:type="spellStart"/>
       <w:r>
         <w:rPr>
           <w:i/>
@@ -2648,6 +2827,7 @@
         </w:rPr>
         <w:t>ts</w:t>
       </w:r>
+      <w:proofErr w:type="spellEnd"/>
       <w:r>
         <w:rPr>
           <w:i/>
@@ -2861,6 +3041,7 @@
         </w:rPr>
         <w:t>.</w:t>
       </w:r>
+      <w:proofErr w:type="spellStart"/>
       <w:r>
         <w:rPr>
           <w:i/>
@@ -2871,6 +3052,7 @@
         </w:rPr>
         <w:t>ts</w:t>
       </w:r>
+      <w:proofErr w:type="spellEnd"/>
       <w:r>
         <w:rPr>
           <w:i/>
@@ -2997,6 +3179,7 @@
           <w:szCs w:val="28"/>
         </w:rPr>
       </w:pPr>
+      <w:proofErr w:type="spellStart"/>
       <w:r>
         <w:rPr>
           <w:sz w:val="28"/>
@@ -3005,6 +3188,7 @@
         </w:rPr>
         <w:t>onMutate</w:t>
       </w:r>
+      <w:proofErr w:type="spellEnd"/>
       <w:r>
         <w:rPr>
           <w:sz w:val="28"/>
@@ -3019,6 +3203,7 @@
         </w:rPr>
         <w:t>из опций вернул нам объект. Он отличается от контекста (</w:t>
       </w:r>
+      <w:proofErr w:type="gramStart"/>
       <w:r>
         <w:rPr>
           <w:sz w:val="28"/>
@@ -3042,6 +3227,7 @@
         </w:rPr>
         <w:t>context</w:t>
       </w:r>
+      <w:proofErr w:type="gramEnd"/>
       <w:r>
         <w:rPr>
           <w:sz w:val="28"/>
@@ -3167,6 +3353,7 @@
         </w:rPr>
         <w:t xml:space="preserve">Тем самым, результат </w:t>
       </w:r>
+      <w:proofErr w:type="spellStart"/>
       <w:r>
         <w:rPr>
           <w:sz w:val="28"/>
@@ -3175,6 +3362,7 @@
         </w:rPr>
         <w:t>onMutate</w:t>
       </w:r>
+      <w:proofErr w:type="spellEnd"/>
       <w:r>
         <w:rPr>
           <w:sz w:val="28"/>
@@ -3189,6 +3377,7 @@
         </w:rPr>
         <w:t xml:space="preserve">попадает в состояние. В первом эксперименте без </w:t>
       </w:r>
+      <w:proofErr w:type="spellStart"/>
       <w:r>
         <w:rPr>
           <w:sz w:val="28"/>
@@ -3197,6 +3386,7 @@
         </w:rPr>
         <w:t>onMutate</w:t>
       </w:r>
+      <w:proofErr w:type="spellEnd"/>
       <w:r>
         <w:rPr>
           <w:sz w:val="28"/>
@@ -3481,7 +3671,27 @@
           <w:szCs w:val="28"/>
           <w:lang w:val="en-US"/>
         </w:rPr>
-        <w:t xml:space="preserve"> action.type = </w:t>
+        <w:t xml:space="preserve"> </w:t>
+      </w:r>
+      <w:proofErr w:type="spellStart"/>
+      <w:proofErr w:type="gramStart"/>
+      <w:r>
+        <w:rPr>
+          <w:sz w:val="28"/>
+          <w:szCs w:val="28"/>
+          <w:lang w:val="en-US"/>
+        </w:rPr>
+        <w:t>action.type</w:t>
+      </w:r>
+      <w:proofErr w:type="spellEnd"/>
+      <w:proofErr w:type="gramEnd"/>
+      <w:r>
+        <w:rPr>
+          <w:sz w:val="28"/>
+          <w:szCs w:val="28"/>
+          <w:lang w:val="en-US"/>
+        </w:rPr>
+        <w:t xml:space="preserve"> = </w:t>
       </w:r>
       <w:r>
         <w:rPr>
@@ -3601,6 +3811,7 @@
           <w:szCs w:val="28"/>
         </w:rPr>
       </w:pPr>
+      <w:proofErr w:type="spellStart"/>
       <w:r>
         <w:rPr>
           <w:sz w:val="28"/>
@@ -3609,19 +3820,36 @@
         </w:rPr>
         <w:t>mutationFn</w:t>
       </w:r>
-      <w:r>
-        <w:rPr>
-          <w:sz w:val="28"/>
-          <w:szCs w:val="28"/>
-        </w:rPr>
-        <w:t xml:space="preserve"> </w:t>
-      </w:r>
-      <w:r>
-        <w:rPr>
-          <w:sz w:val="28"/>
-          <w:szCs w:val="28"/>
-        </w:rPr>
-        <w:t>отработала свое, колбэки кэша и опций вышли в консоль, состояние – «Успешно» (</w:t>
+      <w:proofErr w:type="spellEnd"/>
+      <w:r>
+        <w:rPr>
+          <w:sz w:val="28"/>
+          <w:szCs w:val="28"/>
+        </w:rPr>
+        <w:t xml:space="preserve"> </w:t>
+      </w:r>
+      <w:r>
+        <w:rPr>
+          <w:sz w:val="28"/>
+          <w:szCs w:val="28"/>
+        </w:rPr>
+        <w:t xml:space="preserve">отработала свое, </w:t>
+      </w:r>
+      <w:proofErr w:type="spellStart"/>
+      <w:r>
+        <w:rPr>
+          <w:sz w:val="28"/>
+          <w:szCs w:val="28"/>
+        </w:rPr>
+        <w:t>колбэки</w:t>
+      </w:r>
+      <w:proofErr w:type="spellEnd"/>
+      <w:r>
+        <w:rPr>
+          <w:sz w:val="28"/>
+          <w:szCs w:val="28"/>
+        </w:rPr>
+        <w:t xml:space="preserve"> кэша и опций вышли в консоль, состояние – «Успешно» (</w:t>
       </w:r>
       <w:r>
         <w:rPr>
@@ -3668,7 +3896,23 @@
           <w:sz w:val="28"/>
           <w:szCs w:val="28"/>
         </w:rPr>
-        <w:t xml:space="preserve">, т.к. компонент за 200 мс был скрыт и наблюдатель, тем самым, отписался от </w:t>
+        <w:t xml:space="preserve">, т.к. компонент за 200 </w:t>
+      </w:r>
+      <w:proofErr w:type="spellStart"/>
+      <w:r>
+        <w:rPr>
+          <w:sz w:val="28"/>
+          <w:szCs w:val="28"/>
+        </w:rPr>
+        <w:t>мс</w:t>
+      </w:r>
+      <w:proofErr w:type="spellEnd"/>
+      <w:r>
+        <w:rPr>
+          <w:sz w:val="28"/>
+          <w:szCs w:val="28"/>
+        </w:rPr>
+        <w:t xml:space="preserve"> был скрыт и наблюдатель, тем самым, отписался от </w:t>
       </w:r>
       <w:r>
         <w:rPr>
@@ -3796,6 +4040,7 @@
         </w:rPr>
         <w:t xml:space="preserve">отписался от него, сработал </w:t>
       </w:r>
+      <w:proofErr w:type="spellStart"/>
       <w:r>
         <w:rPr>
           <w:sz w:val="28"/>
@@ -3804,6 +4049,7 @@
         </w:rPr>
         <w:t>onUnsubscribe</w:t>
       </w:r>
+      <w:proofErr w:type="spellEnd"/>
       <w:r>
         <w:rPr>
           <w:sz w:val="28"/>
@@ -3811,6 +4057,7 @@
         </w:rPr>
         <w:t xml:space="preserve">, </w:t>
       </w:r>
+      <w:proofErr w:type="spellStart"/>
       <w:r>
         <w:rPr>
           <w:sz w:val="28"/>
@@ -3819,6 +4066,7 @@
         </w:rPr>
         <w:t>removeObserver</w:t>
       </w:r>
+      <w:proofErr w:type="spellEnd"/>
       <w:r>
         <w:rPr>
           <w:sz w:val="28"/>
@@ -4020,7 +4268,7 @@
           <w:sz w:val="32"/>
           <w:szCs w:val="32"/>
         </w:rPr>
-        <w:t xml:space="preserve">Эксперимент 3 – </w:t>
+        <w:t xml:space="preserve">Эксперимент </w:t>
       </w:r>
       <w:r>
         <w:rPr>
@@ -4028,9 +4276,8 @@
           <w:bCs/>
           <w:sz w:val="32"/>
           <w:szCs w:val="32"/>
-          <w:lang w:val="en-US"/>
-        </w:rPr>
-        <w:t>retry</w:t>
+        </w:rPr>
+        <w:t>№</w:t>
       </w:r>
       <w:r>
         <w:rPr>
@@ -4039,7 +4286,7 @@
           <w:sz w:val="32"/>
           <w:szCs w:val="32"/>
         </w:rPr>
-        <w:t xml:space="preserve"> + </w:t>
+        <w:t xml:space="preserve">3 – </w:t>
       </w:r>
       <w:r>
         <w:rPr>
@@ -4049,110 +4296,135 @@
           <w:szCs w:val="32"/>
           <w:lang w:val="en-US"/>
         </w:rPr>
-        <w:t>retryDelay</w:t>
-      </w:r>
-    </w:p>
-    <w:p>
-      <w:pPr>
-        <w:spacing w:line="240" w:lineRule="auto"/>
-        <w:rPr>
-          <w:sz w:val="28"/>
-          <w:szCs w:val="28"/>
-        </w:rPr>
-      </w:pPr>
-      <w:r>
-        <w:rPr>
-          <w:sz w:val="28"/>
-          <w:szCs w:val="28"/>
-        </w:rPr>
-        <w:t xml:space="preserve">В </w:t>
-      </w:r>
-      <w:r>
-        <w:rPr>
-          <w:sz w:val="28"/>
-          <w:szCs w:val="28"/>
-          <w:lang w:val="en-US"/>
-        </w:rPr>
-        <w:t>useMutation</w:t>
-      </w:r>
-      <w:r>
-        <w:rPr>
-          <w:sz w:val="28"/>
-          <w:szCs w:val="28"/>
-        </w:rPr>
-        <w:t xml:space="preserve"> </w:t>
-      </w:r>
-      <w:r>
-        <w:rPr>
-          <w:sz w:val="28"/>
-          <w:szCs w:val="28"/>
-        </w:rPr>
-        <w:t xml:space="preserve">были добавлены свойства </w:t>
-      </w:r>
-      <w:r>
-        <w:rPr>
-          <w:sz w:val="28"/>
-          <w:szCs w:val="28"/>
-          <w:lang w:val="en-US"/>
-        </w:rPr>
         <w:t>retry</w:t>
-      </w:r>
-      <w:r>
-        <w:rPr>
-          <w:sz w:val="28"/>
-          <w:szCs w:val="28"/>
-        </w:rPr>
-        <w:t xml:space="preserve">: 2 </w:t>
-      </w:r>
-      <w:r>
-        <w:rPr>
-          <w:sz w:val="28"/>
-          <w:szCs w:val="28"/>
-        </w:rPr>
-        <w:t xml:space="preserve">и </w:t>
-      </w:r>
-      <w:r>
-        <w:rPr>
-          <w:sz w:val="28"/>
-          <w:szCs w:val="28"/>
-          <w:lang w:val="en-US"/>
-        </w:rPr>
-        <w:t>retryDelay</w:t>
-      </w:r>
-      <w:r>
-        <w:rPr>
-          <w:sz w:val="28"/>
-          <w:szCs w:val="28"/>
-        </w:rPr>
-        <w:t>: 500</w:t>
-      </w:r>
-      <w:r>
-        <w:rPr>
-          <w:sz w:val="28"/>
-          <w:szCs w:val="28"/>
-        </w:rPr>
-        <w:t>. Рассматривается сценарий провала мутации (кнопка «Отправить провал»)</w:t>
-      </w:r>
-    </w:p>
-    <w:p>
-      <w:pPr>
-        <w:spacing w:line="240" w:lineRule="auto"/>
-        <w:rPr>
-          <w:sz w:val="28"/>
-          <w:szCs w:val="28"/>
-        </w:rPr>
-      </w:pPr>
-      <w:r>
-        <w:rPr>
-          <w:sz w:val="28"/>
-          <w:szCs w:val="28"/>
-        </w:rPr>
-        <w:t xml:space="preserve">Ожидается </w:t>
       </w:r>
       <w:r>
         <w:rPr>
           <w:b/>
           <w:bCs/>
+          <w:sz w:val="32"/>
+          <w:szCs w:val="32"/>
+        </w:rPr>
+        <w:t xml:space="preserve"> + </w:t>
+      </w:r>
+      <w:proofErr w:type="spellStart"/>
+      <w:r>
+        <w:rPr>
+          <w:b/>
+          <w:bCs/>
+          <w:sz w:val="32"/>
+          <w:szCs w:val="32"/>
+          <w:lang w:val="en-US"/>
+        </w:rPr>
+        <w:t>retryDelay</w:t>
+      </w:r>
+      <w:proofErr w:type="spellEnd"/>
+    </w:p>
+    <w:p>
+      <w:pPr>
+        <w:spacing w:line="240" w:lineRule="auto"/>
+        <w:rPr>
+          <w:sz w:val="28"/>
+          <w:szCs w:val="28"/>
+        </w:rPr>
+      </w:pPr>
+      <w:r>
+        <w:rPr>
+          <w:sz w:val="28"/>
+          <w:szCs w:val="28"/>
+        </w:rPr>
+        <w:t xml:space="preserve">В </w:t>
+      </w:r>
+      <w:proofErr w:type="spellStart"/>
+      <w:r>
+        <w:rPr>
+          <w:sz w:val="28"/>
+          <w:szCs w:val="28"/>
+          <w:lang w:val="en-US"/>
+        </w:rPr>
+        <w:t>useMutation</w:t>
+      </w:r>
+      <w:proofErr w:type="spellEnd"/>
+      <w:r>
+        <w:rPr>
+          <w:sz w:val="28"/>
+          <w:szCs w:val="28"/>
+        </w:rPr>
+        <w:t xml:space="preserve"> </w:t>
+      </w:r>
+      <w:r>
+        <w:rPr>
+          <w:sz w:val="28"/>
+          <w:szCs w:val="28"/>
+        </w:rPr>
+        <w:t xml:space="preserve">были добавлены свойства </w:t>
+      </w:r>
+      <w:r>
+        <w:rPr>
+          <w:sz w:val="28"/>
+          <w:szCs w:val="28"/>
+          <w:lang w:val="en-US"/>
+        </w:rPr>
+        <w:t>retry</w:t>
+      </w:r>
+      <w:r>
+        <w:rPr>
+          <w:sz w:val="28"/>
+          <w:szCs w:val="28"/>
+        </w:rPr>
+        <w:t xml:space="preserve">: 2 </w:t>
+      </w:r>
+      <w:r>
+        <w:rPr>
+          <w:sz w:val="28"/>
+          <w:szCs w:val="28"/>
+        </w:rPr>
+        <w:t xml:space="preserve">и </w:t>
+      </w:r>
+      <w:proofErr w:type="spellStart"/>
+      <w:r>
+        <w:rPr>
+          <w:sz w:val="28"/>
+          <w:szCs w:val="28"/>
+          <w:lang w:val="en-US"/>
+        </w:rPr>
+        <w:t>retryDelay</w:t>
+      </w:r>
+      <w:proofErr w:type="spellEnd"/>
+      <w:r>
+        <w:rPr>
+          <w:sz w:val="28"/>
+          <w:szCs w:val="28"/>
+        </w:rPr>
+        <w:t>: 500</w:t>
+      </w:r>
+      <w:r>
+        <w:rPr>
+          <w:sz w:val="28"/>
+          <w:szCs w:val="28"/>
+        </w:rPr>
+        <w:t>. Рассматривается сценарий провала мутации (кнопка «Отправить провал»)</w:t>
+      </w:r>
+    </w:p>
+    <w:p>
+      <w:pPr>
+        <w:spacing w:line="240" w:lineRule="auto"/>
+        <w:rPr>
+          <w:sz w:val="28"/>
+          <w:szCs w:val="28"/>
+        </w:rPr>
+      </w:pPr>
+      <w:r>
+        <w:rPr>
+          <w:sz w:val="28"/>
+          <w:szCs w:val="28"/>
+        </w:rPr>
+        <w:t xml:space="preserve">Ожидается </w:t>
+      </w:r>
+      <w:r>
+        <w:rPr>
+          <w:b/>
+          <w:bCs/>
           <w:sz w:val="28"/>
           <w:szCs w:val="28"/>
         </w:rPr>
@@ -4165,6 +4437,7 @@
         </w:rPr>
         <w:t xml:space="preserve"> вызова </w:t>
       </w:r>
+      <w:proofErr w:type="spellStart"/>
       <w:r>
         <w:rPr>
           <w:sz w:val="28"/>
@@ -4173,6 +4446,7 @@
         </w:rPr>
         <w:t>mutationFn</w:t>
       </w:r>
+      <w:proofErr w:type="spellEnd"/>
       <w:r>
         <w:rPr>
           <w:sz w:val="28"/>
@@ -4208,6 +4482,7 @@
         </w:rPr>
         <w:t xml:space="preserve">) и один </w:t>
       </w:r>
+      <w:proofErr w:type="spellStart"/>
       <w:r>
         <w:rPr>
           <w:sz w:val="28"/>
@@ -4216,6 +4491,7 @@
         </w:rPr>
         <w:t>onError</w:t>
       </w:r>
+      <w:proofErr w:type="spellEnd"/>
       <w:r>
         <w:rPr>
           <w:sz w:val="28"/>
@@ -4329,6 +4605,7 @@
         </w:rPr>
         <w:t xml:space="preserve"> секунды = секунда от </w:t>
       </w:r>
+      <w:proofErr w:type="spellStart"/>
       <w:r>
         <w:rPr>
           <w:sz w:val="28"/>
@@ -4337,6 +4614,7 @@
         </w:rPr>
         <w:t>mutationFn</w:t>
       </w:r>
+      <w:proofErr w:type="spellEnd"/>
       <w:r>
         <w:rPr>
           <w:sz w:val="28"/>
@@ -4351,6 +4629,7 @@
         </w:rPr>
         <w:t xml:space="preserve">полсекунды на </w:t>
       </w:r>
+      <w:proofErr w:type="spellStart"/>
       <w:r>
         <w:rPr>
           <w:sz w:val="28"/>
@@ -4359,6 +4638,7 @@
         </w:rPr>
         <w:t>retryDelay</w:t>
       </w:r>
+      <w:proofErr w:type="spellEnd"/>
       <w:r>
         <w:rPr>
           <w:sz w:val="28"/>
@@ -4397,6 +4677,7 @@
         </w:rPr>
         <w:t xml:space="preserve">приходит от </w:t>
       </w:r>
+      <w:proofErr w:type="spellStart"/>
       <w:r>
         <w:rPr>
           <w:sz w:val="28"/>
@@ -4405,6 +4686,7 @@
         </w:rPr>
         <w:t>retryer</w:t>
       </w:r>
+      <w:proofErr w:type="spellEnd"/>
       <w:r>
         <w:rPr>
           <w:sz w:val="28"/>
@@ -4419,6 +4701,7 @@
         </w:rPr>
         <w:t xml:space="preserve">через </w:t>
       </w:r>
+      <w:proofErr w:type="spellStart"/>
       <w:r>
         <w:rPr>
           <w:sz w:val="28"/>
@@ -4427,6 +4710,7 @@
         </w:rPr>
         <w:t>onFail</w:t>
       </w:r>
+      <w:proofErr w:type="spellEnd"/>
       <w:r>
         <w:rPr>
           <w:sz w:val="28"/>
@@ -4463,6 +4747,7 @@
         </w:rPr>
         <w:t xml:space="preserve">при этом </w:t>
       </w:r>
+      <w:proofErr w:type="spellStart"/>
       <w:r>
         <w:rPr>
           <w:sz w:val="28"/>
@@ -4471,6 +4756,7 @@
         </w:rPr>
         <w:t>failureCount</w:t>
       </w:r>
+      <w:proofErr w:type="spellEnd"/>
       <w:r>
         <w:rPr>
           <w:sz w:val="28"/>
@@ -4508,6 +4794,7 @@
         </w:rPr>
         <w:t xml:space="preserve">отклоняется </w:t>
       </w:r>
+      <w:proofErr w:type="spellStart"/>
       <w:r>
         <w:rPr>
           <w:sz w:val="28"/>
@@ -4516,6 +4803,7 @@
         </w:rPr>
         <w:t>retryer</w:t>
       </w:r>
+      <w:proofErr w:type="spellEnd"/>
       <w:r>
         <w:rPr>
           <w:sz w:val="28"/>
@@ -4586,8 +4874,25 @@
           <w:sz w:val="28"/>
           <w:szCs w:val="28"/>
         </w:rPr>
-        <w:t xml:space="preserve"> вызывает колбэки </w:t>
-      </w:r>
+        <w:t xml:space="preserve"> вызывает </w:t>
+      </w:r>
+      <w:proofErr w:type="spellStart"/>
+      <w:r>
+        <w:rPr>
+          <w:sz w:val="28"/>
+          <w:szCs w:val="28"/>
+        </w:rPr>
+        <w:t>колбэки</w:t>
+      </w:r>
+      <w:proofErr w:type="spellEnd"/>
+      <w:r>
+        <w:rPr>
+          <w:sz w:val="28"/>
+          <w:szCs w:val="28"/>
+        </w:rPr>
+        <w:t xml:space="preserve"> </w:t>
+      </w:r>
+      <w:proofErr w:type="spellStart"/>
       <w:r>
         <w:rPr>
           <w:sz w:val="28"/>
@@ -4596,6 +4901,7 @@
         </w:rPr>
         <w:t>onError</w:t>
       </w:r>
+      <w:proofErr w:type="spellEnd"/>
       <w:r>
         <w:rPr>
           <w:sz w:val="28"/>
@@ -4655,7 +4961,7 @@
           <w:sz w:val="32"/>
           <w:szCs w:val="32"/>
         </w:rPr>
-        <w:t xml:space="preserve">Эксперимент 4 – </w:t>
+        <w:t xml:space="preserve">Эксперимент </w:t>
       </w:r>
       <w:r>
         <w:rPr>
@@ -4663,9 +4969,8 @@
           <w:bCs/>
           <w:sz w:val="32"/>
           <w:szCs w:val="32"/>
-          <w:lang w:val="en-US"/>
-        </w:rPr>
-        <w:t>scope</w:t>
+        </w:rPr>
+        <w:t>№</w:t>
       </w:r>
       <w:r>
         <w:rPr>
@@ -4674,7 +4979,7 @@
           <w:sz w:val="32"/>
           <w:szCs w:val="32"/>
         </w:rPr>
-        <w:t xml:space="preserve"> (</w:t>
+        <w:t xml:space="preserve">4 – </w:t>
       </w:r>
       <w:r>
         <w:rPr>
@@ -4682,6 +4987,25 @@
           <w:bCs/>
           <w:sz w:val="32"/>
           <w:szCs w:val="32"/>
+          <w:lang w:val="en-US"/>
+        </w:rPr>
+        <w:t>scope</w:t>
+      </w:r>
+      <w:r>
+        <w:rPr>
+          <w:b/>
+          <w:bCs/>
+          <w:sz w:val="32"/>
+          <w:szCs w:val="32"/>
+        </w:rPr>
+        <w:t xml:space="preserve"> (</w:t>
+      </w:r>
+      <w:r>
+        <w:rPr>
+          <w:b/>
+          <w:bCs/>
+          <w:sz w:val="32"/>
+          <w:szCs w:val="32"/>
         </w:rPr>
         <w:t>очередь выполнения мутаций)</w:t>
       </w:r>
@@ -4701,6 +5025,7 @@
         </w:rPr>
         <w:t xml:space="preserve">В демо-проекте, в </w:t>
       </w:r>
+      <w:proofErr w:type="spellStart"/>
       <w:r>
         <w:rPr>
           <w:sz w:val="28"/>
@@ -4709,6 +5034,7 @@
         </w:rPr>
         <w:t>useMutation</w:t>
       </w:r>
+      <w:proofErr w:type="spellEnd"/>
       <w:r>
         <w:rPr>
           <w:sz w:val="28"/>
@@ -4827,6 +5153,7 @@
         </w:rPr>
         <w:t xml:space="preserve">Ожидается, что </w:t>
       </w:r>
+      <w:proofErr w:type="spellStart"/>
       <w:r>
         <w:rPr>
           <w:sz w:val="28"/>
@@ -4835,6 +5162,7 @@
         </w:rPr>
         <w:t>onMutate</w:t>
       </w:r>
+      <w:proofErr w:type="spellEnd"/>
       <w:r>
         <w:rPr>
           <w:sz w:val="28"/>
@@ -4849,6 +5177,7 @@
         </w:rPr>
         <w:t xml:space="preserve">выполнится у обоих мутаций сразу же, но </w:t>
       </w:r>
+      <w:proofErr w:type="spellStart"/>
       <w:r>
         <w:rPr>
           <w:sz w:val="28"/>
@@ -4857,6 +5186,7 @@
         </w:rPr>
         <w:t>mutationFn</w:t>
       </w:r>
+      <w:proofErr w:type="spellEnd"/>
       <w:r>
         <w:rPr>
           <w:sz w:val="28"/>
@@ -4871,6 +5201,7 @@
         </w:rPr>
         <w:t xml:space="preserve">у второй мутации – только через секунду после первой (во время ожидания, у второй мутации </w:t>
       </w:r>
+      <w:proofErr w:type="spellStart"/>
       <w:r>
         <w:rPr>
           <w:sz w:val="28"/>
@@ -4879,6 +5210,7 @@
         </w:rPr>
         <w:t>isPaused</w:t>
       </w:r>
+      <w:proofErr w:type="spellEnd"/>
       <w:r>
         <w:rPr>
           <w:sz w:val="28"/>
@@ -5054,6 +5386,7 @@
         </w:rPr>
         <w:t xml:space="preserve">Рис. – </w:t>
       </w:r>
+      <w:proofErr w:type="spellStart"/>
       <w:r>
         <w:rPr>
           <w:sz w:val="28"/>
@@ -5062,6 +5395,7 @@
         </w:rPr>
         <w:t>canRun</w:t>
       </w:r>
+      <w:proofErr w:type="spellEnd"/>
       <w:r>
         <w:rPr>
           <w:sz w:val="28"/>
@@ -5096,7 +5430,15 @@
           <w:sz w:val="28"/>
           <w:szCs w:val="28"/>
         </w:rPr>
-        <w:t xml:space="preserve"> = ”</w:t>
+        <w:t xml:space="preserve"> </w:t>
+      </w:r>
+      <w:proofErr w:type="gramStart"/>
+      <w:r>
+        <w:rPr>
+          <w:sz w:val="28"/>
+          <w:szCs w:val="28"/>
+        </w:rPr>
+        <w:t>= ”</w:t>
       </w:r>
       <w:r>
         <w:rPr>
@@ -5106,6 +5448,7 @@
         </w:rPr>
         <w:t>demo</w:t>
       </w:r>
+      <w:proofErr w:type="gramEnd"/>
       <w:r>
         <w:rPr>
           <w:sz w:val="28"/>
@@ -5120,6 +5463,7 @@
         </w:rPr>
         <w:t xml:space="preserve"> </w:t>
       </w:r>
+      <w:proofErr w:type="spellStart"/>
       <w:r>
         <w:rPr>
           <w:sz w:val="28"/>
@@ -5128,6 +5472,7 @@
         </w:rPr>
         <w:t>firstPendingMutation</w:t>
       </w:r>
+      <w:proofErr w:type="spellEnd"/>
       <w:r>
         <w:rPr>
           <w:sz w:val="28"/>
